--- a/SIB 1 A_Muhammad Ramdhani Ariyadin_16_jobshet 5.docx
+++ b/SIB 1 A_Muhammad Ramdhani Ariyadin_16_jobshet 5.docx
@@ -23,18 +23,7 @@
           <w:szCs w:val="24"/>
           <w:lang w:val="id-ID"/>
         </w:rPr>
-        <w:t xml:space="preserve">Jobshet </w:t>
-      </w:r>
-      <w:r>
-        <w:rPr>
-          <w:rFonts w:ascii="Arial" w:hAnsi="Arial" w:cs="Arial"/>
-          <w:b/>
-          <w:bCs/>
-          <w:sz w:val="24"/>
-          <w:szCs w:val="24"/>
-          <w:lang w:val="id-ID"/>
-        </w:rPr>
-        <w:t>5</w:t>
+        <w:t>Jobshet 5</w:t>
       </w:r>
     </w:p>
     <w:p>
@@ -164,6 +153,7 @@
       <w:r>
         <w:rPr>
           <w:rFonts w:ascii="Arial" w:hAnsi="Arial" w:cs="Arial"/>
+          <w:noProof/>
           <w:sz w:val="24"/>
           <w:szCs w:val="24"/>
           <w:lang w:val="id-ID"/>
@@ -236,6 +226,7 @@
       <w:r>
         <w:rPr>
           <w:rFonts w:ascii="Arial" w:hAnsi="Arial" w:cs="Arial"/>
+          <w:noProof/>
           <w:sz w:val="24"/>
           <w:szCs w:val="24"/>
           <w:lang w:val="id-ID"/>
@@ -309,6 +300,7 @@
       <w:r>
         <w:rPr>
           <w:rFonts w:ascii="Arial" w:hAnsi="Arial" w:cs="Arial"/>
+          <w:noProof/>
           <w:sz w:val="24"/>
           <w:szCs w:val="24"/>
           <w:lang w:val="id-ID"/>
@@ -407,6 +399,7 @@
       <w:r>
         <w:rPr>
           <w:rFonts w:ascii="Arial" w:hAnsi="Arial" w:cs="Arial"/>
+          <w:noProof/>
           <w:sz w:val="24"/>
           <w:szCs w:val="24"/>
           <w:lang w:val="id-ID"/>
@@ -481,6 +474,7 @@
       <w:r>
         <w:rPr>
           <w:rFonts w:ascii="Arial" w:hAnsi="Arial" w:cs="Arial"/>
+          <w:noProof/>
           <w:sz w:val="24"/>
           <w:szCs w:val="24"/>
           <w:lang w:val="id-ID"/>
@@ -644,6 +638,7 @@
       <w:r>
         <w:rPr>
           <w:rFonts w:ascii="Arial" w:hAnsi="Arial" w:cs="Arial"/>
+          <w:noProof/>
           <w:sz w:val="24"/>
           <w:szCs w:val="24"/>
           <w:lang w:val="id-ID"/>
@@ -753,6 +748,7 @@
       <w:r>
         <w:rPr>
           <w:rFonts w:ascii="Arial" w:hAnsi="Arial" w:cs="Arial"/>
+          <w:noProof/>
           <w:sz w:val="24"/>
           <w:szCs w:val="24"/>
           <w:lang w:val="id-ID"/>
@@ -838,6 +834,7 @@
       <w:r>
         <w:rPr>
           <w:rFonts w:ascii="Arial" w:hAnsi="Arial" w:cs="Arial"/>
+          <w:noProof/>
           <w:sz w:val="24"/>
           <w:szCs w:val="24"/>
           <w:lang w:val="id-ID"/>
@@ -924,6 +921,7 @@
       <w:r>
         <w:rPr>
           <w:rFonts w:ascii="Arial" w:hAnsi="Arial" w:cs="Arial"/>
+          <w:noProof/>
           <w:sz w:val="24"/>
           <w:szCs w:val="24"/>
           <w:lang w:val="id-ID"/>
@@ -1127,16 +1125,7 @@
           <w:szCs w:val="24"/>
           <w:lang w:val="id-ID"/>
         </w:rPr>
-        <w:t>if (data[j - 1] &gt; data[j])</w:t>
-      </w:r>
-      <w:r>
-        <w:rPr>
-          <w:rFonts w:ascii="Arial" w:hAnsi="Arial" w:cs="Arial"/>
-          <w:sz w:val="24"/>
-          <w:szCs w:val="24"/>
-          <w:lang w:val="id-ID"/>
-        </w:rPr>
-        <w:t xml:space="preserve"> </w:t>
+        <w:t xml:space="preserve">if (data[j - 1] &gt; data[j]) </w:t>
       </w:r>
     </w:p>
     <w:p>
@@ -1299,16 +1288,7 @@
           <w:szCs w:val="24"/>
           <w:lang w:val="id-ID"/>
         </w:rPr>
-        <w:t>data[j] = data[j - 1];</w:t>
-      </w:r>
-      <w:r>
-        <w:rPr>
-          <w:rFonts w:ascii="Arial" w:hAnsi="Arial" w:cs="Arial"/>
-          <w:sz w:val="24"/>
-          <w:szCs w:val="24"/>
-          <w:lang w:val="id-ID"/>
-        </w:rPr>
-        <w:t>\</w:t>
+        <w:t>data[j] = data[j - 1];\</w:t>
       </w:r>
     </w:p>
     <w:p>
@@ -1415,6 +1395,7 @@
       <w:r>
         <w:rPr>
           <w:rFonts w:ascii="Arial" w:hAnsi="Arial" w:cs="Arial"/>
+          <w:noProof/>
           <w:sz w:val="24"/>
           <w:szCs w:val="24"/>
           <w:lang w:val="id-ID"/>
@@ -1585,6 +1566,7 @@
       <w:r>
         <w:rPr>
           <w:rFonts w:ascii="Arial" w:hAnsi="Arial" w:cs="Arial"/>
+          <w:noProof/>
           <w:sz w:val="24"/>
           <w:szCs w:val="24"/>
           <w:lang w:val="id-ID"/>
@@ -1748,6 +1730,7 @@
       <w:r>
         <w:rPr>
           <w:rFonts w:ascii="Arial" w:hAnsi="Arial" w:cs="Arial"/>
+          <w:noProof/>
           <w:sz w:val="24"/>
           <w:szCs w:val="24"/>
           <w:lang w:val="id-ID"/>
@@ -1819,6 +1802,7 @@
       <w:r>
         <w:rPr>
           <w:rFonts w:ascii="Arial" w:hAnsi="Arial" w:cs="Arial"/>
+          <w:noProof/>
           <w:sz w:val="24"/>
           <w:szCs w:val="24"/>
           <w:lang w:val="id-ID"/>
@@ -1901,6 +1885,7 @@
       <w:r>
         <w:rPr>
           <w:rFonts w:ascii="Arial" w:hAnsi="Arial" w:cs="Arial"/>
+          <w:noProof/>
           <w:sz w:val="24"/>
           <w:szCs w:val="24"/>
           <w:lang w:val="id-ID"/>
@@ -1954,6 +1939,7 @@
       <w:r>
         <w:rPr>
           <w:rFonts w:ascii="Arial" w:hAnsi="Arial" w:cs="Arial"/>
+          <w:noProof/>
           <w:sz w:val="24"/>
           <w:szCs w:val="24"/>
           <w:lang w:val="id-ID"/>
@@ -2145,6 +2131,7 @@
       <w:r>
         <w:rPr>
           <w:rFonts w:ascii="Arial" w:hAnsi="Arial" w:cs="Arial"/>
+          <w:noProof/>
           <w:sz w:val="24"/>
           <w:szCs w:val="24"/>
           <w:lang w:val="id-ID"/>
@@ -2571,6 +2558,7 @@
       <w:r>
         <w:rPr>
           <w:rFonts w:ascii="Arial" w:hAnsi="Arial" w:cs="Arial"/>
+          <w:noProof/>
           <w:sz w:val="24"/>
           <w:szCs w:val="24"/>
           <w:lang w:val="id-ID"/>
@@ -2659,6 +2647,7 @@
       <w:r>
         <w:rPr>
           <w:rFonts w:ascii="Arial" w:hAnsi="Arial" w:cs="Arial"/>
+          <w:noProof/>
           <w:sz w:val="24"/>
           <w:szCs w:val="24"/>
           <w:lang w:val="id-ID"/>
@@ -2760,6 +2749,7 @@
       <w:r>
         <w:rPr>
           <w:rFonts w:ascii="Arial" w:hAnsi="Arial" w:cs="Arial"/>
+          <w:noProof/>
           <w:sz w:val="24"/>
           <w:szCs w:val="24"/>
           <w:lang w:val="id-ID"/>
@@ -2815,6 +2805,7 @@
       <w:r>
         <w:rPr>
           <w:rFonts w:ascii="Arial" w:hAnsi="Arial" w:cs="Arial"/>
+          <w:noProof/>
           <w:sz w:val="24"/>
           <w:szCs w:val="24"/>
           <w:lang w:val="id-ID"/>
@@ -2870,6 +2861,7 @@
       <w:r>
         <w:rPr>
           <w:rFonts w:ascii="Arial" w:hAnsi="Arial" w:cs="Arial"/>
+          <w:noProof/>
           <w:sz w:val="24"/>
           <w:szCs w:val="24"/>
           <w:lang w:val="id-ID"/>
@@ -2938,6 +2930,7 @@
       <w:r>
         <w:rPr>
           <w:rFonts w:ascii="Arial" w:hAnsi="Arial" w:cs="Arial"/>
+          <w:noProof/>
           <w:sz w:val="24"/>
           <w:szCs w:val="24"/>
           <w:lang w:val="id-ID"/>
@@ -3181,7 +3174,148 @@
           <w:szCs w:val="24"/>
           <w:lang w:val="id-ID"/>
         </w:rPr>
-        <w:t>if (listMhs[j].ipk &lt; listMhs[idxMin].ipk) {</w:t>
+        <w:t xml:space="preserve">if (listMhs[j].ipk &lt; listMhs[idxMin].ipk) { </w:t>
+      </w:r>
+    </w:p>
+    <w:p>
+      <w:pPr>
+        <w:pStyle w:val="ListParagraph"/>
+        <w:ind w:left="1080"/>
+        <w:rPr>
+          <w:rFonts w:ascii="Arial" w:hAnsi="Arial" w:cs="Arial"/>
+          <w:sz w:val="24"/>
+          <w:szCs w:val="24"/>
+          <w:lang w:val="id-ID"/>
+        </w:rPr>
+      </w:pPr>
+      <w:r>
+        <w:rPr>
+          <w:rFonts w:ascii="Arial" w:hAnsi="Arial" w:cs="Arial"/>
+          <w:sz w:val="24"/>
+          <w:szCs w:val="24"/>
+          <w:lang w:val="id-ID"/>
+        </w:rPr>
+        <w:t>jika menemukan ipk yang lebih kecil dari yang sekarang di anggap minimum</w:t>
+      </w:r>
+    </w:p>
+    <w:p>
+      <w:pPr>
+        <w:pStyle w:val="ListParagraph"/>
+        <w:ind w:left="1080"/>
+        <w:rPr>
+          <w:rFonts w:ascii="Arial" w:hAnsi="Arial" w:cs="Arial"/>
+          <w:sz w:val="24"/>
+          <w:szCs w:val="24"/>
+          <w:lang w:val="id-ID"/>
+        </w:rPr>
+      </w:pPr>
+    </w:p>
+    <w:p>
+      <w:pPr>
+        <w:pStyle w:val="ListParagraph"/>
+        <w:ind w:left="1080"/>
+        <w:rPr>
+          <w:rFonts w:ascii="Arial" w:hAnsi="Arial" w:cs="Arial"/>
+          <w:sz w:val="24"/>
+          <w:szCs w:val="24"/>
+          <w:lang w:val="id-ID"/>
+        </w:rPr>
+      </w:pPr>
+      <w:r>
+        <w:rPr>
+          <w:rFonts w:ascii="Arial" w:hAnsi="Arial" w:cs="Arial"/>
+          <w:sz w:val="24"/>
+          <w:szCs w:val="24"/>
+          <w:lang w:val="id-ID"/>
+        </w:rPr>
+        <w:t>idxmin= j;</w:t>
+      </w:r>
+    </w:p>
+    <w:p>
+      <w:pPr>
+        <w:pStyle w:val="ListParagraph"/>
+        <w:ind w:left="1080"/>
+        <w:rPr>
+          <w:rFonts w:ascii="Arial" w:hAnsi="Arial" w:cs="Arial"/>
+          <w:sz w:val="24"/>
+          <w:szCs w:val="24"/>
+          <w:lang w:val="id-ID"/>
+        </w:rPr>
+      </w:pPr>
+      <w:r>
+        <w:rPr>
+          <w:rFonts w:ascii="Arial" w:hAnsi="Arial" w:cs="Arial"/>
+          <w:sz w:val="24"/>
+          <w:szCs w:val="24"/>
+          <w:lang w:val="id-ID"/>
+        </w:rPr>
+        <w:t>update posisi</w:t>
+      </w:r>
+    </w:p>
+    <w:p>
+      <w:pPr>
+        <w:pStyle w:val="ListParagraph"/>
+        <w:ind w:left="1080"/>
+        <w:rPr>
+          <w:rFonts w:ascii="Arial" w:hAnsi="Arial" w:cs="Arial"/>
+          <w:sz w:val="24"/>
+          <w:szCs w:val="24"/>
+          <w:lang w:val="id-ID"/>
+        </w:rPr>
+      </w:pPr>
+    </w:p>
+    <w:p>
+      <w:pPr>
+        <w:rPr>
+          <w:rFonts w:ascii="Arial" w:hAnsi="Arial" w:cs="Arial"/>
+          <w:sz w:val="24"/>
+          <w:szCs w:val="24"/>
+          <w:lang w:val="id-ID"/>
+        </w:rPr>
+      </w:pPr>
+      <w:r>
+        <w:rPr>
+          <w:rFonts w:ascii="Arial" w:hAnsi="Arial" w:cs="Arial"/>
+          <w:sz w:val="24"/>
+          <w:szCs w:val="24"/>
+          <w:lang w:val="id-ID"/>
+        </w:rPr>
+        <w:t xml:space="preserve">mengurutkan data mahasiswsa </w:t>
+      </w:r>
+      <w:r>
+        <w:rPr>
+          <w:rFonts w:ascii="Arial" w:hAnsi="Arial" w:cs="Arial"/>
+          <w:sz w:val="24"/>
+          <w:szCs w:val="24"/>
+          <w:lang w:val="id-ID"/>
+        </w:rPr>
+        <w:t>berdasarkan ipk menggunakan insertion sort</w:t>
+      </w:r>
+    </w:p>
+    <w:p>
+      <w:pPr>
+        <w:rPr>
+          <w:rFonts w:ascii="Arial" w:hAnsi="Arial" w:cs="Arial"/>
+          <w:sz w:val="24"/>
+          <w:szCs w:val="24"/>
+        </w:rPr>
+      </w:pPr>
+      <w:r>
+        <w:rPr>
+          <w:rFonts w:ascii="Arial" w:hAnsi="Arial" w:cs="Arial"/>
+          <w:sz w:val="24"/>
+          <w:szCs w:val="24"/>
+          <w:lang w:val="id-ID"/>
+        </w:rPr>
+        <w:t xml:space="preserve">di </w:t>
+      </w:r>
+      <w:r>
+        <w:rPr>
+          <w:rFonts w:ascii="Arial" w:hAnsi="Arial" w:cs="Arial"/>
+          <w:sz w:val="24"/>
+          <w:szCs w:val="24"/>
+        </w:rPr>
+        <w:t>class MahasiswaBerprestasi</w:t>
       </w:r>
       <w:r>
         <w:rPr>
@@ -3192,156 +3326,6 @@
         </w:rPr>
         <w:t xml:space="preserve"> </w:t>
       </w:r>
-    </w:p>
-    <w:p>
-      <w:pPr>
-        <w:pStyle w:val="ListParagraph"/>
-        <w:ind w:left="1080"/>
-        <w:rPr>
-          <w:rFonts w:ascii="Arial" w:hAnsi="Arial" w:cs="Arial"/>
-          <w:sz w:val="24"/>
-          <w:szCs w:val="24"/>
-          <w:lang w:val="id-ID"/>
-        </w:rPr>
-      </w:pPr>
-      <w:r>
-        <w:rPr>
-          <w:rFonts w:ascii="Arial" w:hAnsi="Arial" w:cs="Arial"/>
-          <w:sz w:val="24"/>
-          <w:szCs w:val="24"/>
-          <w:lang w:val="id-ID"/>
-        </w:rPr>
-        <w:t>jika menemukan ipk yang lebih kecil dari yang sekarang di anggap minimum</w:t>
-      </w:r>
-    </w:p>
-    <w:p>
-      <w:pPr>
-        <w:pStyle w:val="ListParagraph"/>
-        <w:ind w:left="1080"/>
-        <w:rPr>
-          <w:rFonts w:ascii="Arial" w:hAnsi="Arial" w:cs="Arial"/>
-          <w:sz w:val="24"/>
-          <w:szCs w:val="24"/>
-          <w:lang w:val="id-ID"/>
-        </w:rPr>
-      </w:pPr>
-    </w:p>
-    <w:p>
-      <w:pPr>
-        <w:pStyle w:val="ListParagraph"/>
-        <w:ind w:left="1080"/>
-        <w:rPr>
-          <w:rFonts w:ascii="Arial" w:hAnsi="Arial" w:cs="Arial"/>
-          <w:sz w:val="24"/>
-          <w:szCs w:val="24"/>
-          <w:lang w:val="id-ID"/>
-        </w:rPr>
-      </w:pPr>
-      <w:r>
-        <w:rPr>
-          <w:rFonts w:ascii="Arial" w:hAnsi="Arial" w:cs="Arial"/>
-          <w:sz w:val="24"/>
-          <w:szCs w:val="24"/>
-          <w:lang w:val="id-ID"/>
-        </w:rPr>
-        <w:t>idxmin= j;</w:t>
-      </w:r>
-    </w:p>
-    <w:p>
-      <w:pPr>
-        <w:pStyle w:val="ListParagraph"/>
-        <w:ind w:left="1080"/>
-        <w:rPr>
-          <w:rFonts w:ascii="Arial" w:hAnsi="Arial" w:cs="Arial"/>
-          <w:sz w:val="24"/>
-          <w:szCs w:val="24"/>
-          <w:lang w:val="id-ID"/>
-        </w:rPr>
-      </w:pPr>
-      <w:r>
-        <w:rPr>
-          <w:rFonts w:ascii="Arial" w:hAnsi="Arial" w:cs="Arial"/>
-          <w:sz w:val="24"/>
-          <w:szCs w:val="24"/>
-          <w:lang w:val="id-ID"/>
-        </w:rPr>
-        <w:t>update posisi</w:t>
-      </w:r>
-    </w:p>
-    <w:p>
-      <w:pPr>
-        <w:pStyle w:val="ListParagraph"/>
-        <w:ind w:left="1080"/>
-        <w:rPr>
-          <w:rFonts w:ascii="Arial" w:hAnsi="Arial" w:cs="Arial"/>
-          <w:sz w:val="24"/>
-          <w:szCs w:val="24"/>
-          <w:lang w:val="id-ID"/>
-        </w:rPr>
-      </w:pPr>
-    </w:p>
-    <w:p>
-      <w:pPr>
-        <w:rPr>
-          <w:rFonts w:ascii="Arial" w:hAnsi="Arial" w:cs="Arial"/>
-          <w:sz w:val="24"/>
-          <w:szCs w:val="24"/>
-          <w:lang w:val="id-ID"/>
-        </w:rPr>
-      </w:pPr>
-      <w:r>
-        <w:rPr>
-          <w:rFonts w:ascii="Arial" w:hAnsi="Arial" w:cs="Arial"/>
-          <w:sz w:val="24"/>
-          <w:szCs w:val="24"/>
-          <w:lang w:val="id-ID"/>
-        </w:rPr>
-        <w:t xml:space="preserve">mengurutkan data mahasiswsa </w:t>
-      </w:r>
-      <w:r>
-        <w:rPr>
-          <w:rFonts w:ascii="Arial" w:hAnsi="Arial" w:cs="Arial"/>
-          <w:sz w:val="24"/>
-          <w:szCs w:val="24"/>
-          <w:lang w:val="id-ID"/>
-        </w:rPr>
-        <w:t>berdasarkan ipk menggunakan insertion sort</w:t>
-      </w:r>
-    </w:p>
-    <w:p>
-      <w:pPr>
-        <w:rPr>
-          <w:rFonts w:ascii="Arial" w:hAnsi="Arial" w:cs="Arial"/>
-          <w:sz w:val="24"/>
-          <w:szCs w:val="24"/>
-        </w:rPr>
-      </w:pPr>
-      <w:r>
-        <w:rPr>
-          <w:rFonts w:ascii="Arial" w:hAnsi="Arial" w:cs="Arial"/>
-          <w:sz w:val="24"/>
-          <w:szCs w:val="24"/>
-          <w:lang w:val="id-ID"/>
-        </w:rPr>
-        <w:t xml:space="preserve">di </w:t>
-      </w:r>
-      <w:r>
-        <w:rPr>
-          <w:rFonts w:ascii="Arial" w:hAnsi="Arial" w:cs="Arial"/>
-          <w:sz w:val="24"/>
-          <w:szCs w:val="24"/>
-        </w:rPr>
-        <w:t>class MahasiswaBerprestasi</w:t>
-      </w:r>
-      <w:r>
-        <w:rPr>
-          <w:rFonts w:ascii="Arial" w:hAnsi="Arial" w:cs="Arial"/>
-          <w:sz w:val="24"/>
-          <w:szCs w:val="24"/>
-          <w:lang w:val="id-ID"/>
-        </w:rPr>
-        <w:t xml:space="preserve"> </w:t>
-      </w:r>
       <w:r>
         <w:rPr>
           <w:rFonts w:ascii="Arial" w:hAnsi="Arial" w:cs="Arial"/>
@@ -3363,6 +3347,7 @@
       <w:r>
         <w:rPr>
           <w:rFonts w:ascii="Arial" w:hAnsi="Arial" w:cs="Arial"/>
+          <w:noProof/>
           <w:sz w:val="24"/>
           <w:szCs w:val="24"/>
           <w:lang w:val="id-ID"/>
@@ -3442,6 +3427,7 @@
       <w:r>
         <w:rPr>
           <w:rFonts w:ascii="Arial" w:hAnsi="Arial" w:cs="Arial"/>
+          <w:noProof/>
           <w:sz w:val="24"/>
           <w:szCs w:val="24"/>
           <w:lang w:val="id-ID"/>
@@ -3525,6 +3511,7 @@
       <w:r>
         <w:rPr>
           <w:rFonts w:ascii="Arial" w:hAnsi="Arial" w:cs="Arial"/>
+          <w:noProof/>
           <w:sz w:val="24"/>
           <w:szCs w:val="24"/>
           <w:lang w:val="id-ID"/>
@@ -3704,6 +3691,7 @@
       <w:r>
         <w:rPr>
           <w:rFonts w:ascii="Arial" w:hAnsi="Arial" w:cs="Arial"/>
+          <w:noProof/>
           <w:sz w:val="24"/>
           <w:szCs w:val="24"/>
           <w:lang w:val="id-ID"/>
@@ -3840,6 +3828,7 @@
       <w:r>
         <w:rPr>
           <w:rFonts w:ascii="Arial" w:hAnsi="Arial" w:cs="Arial"/>
+          <w:noProof/>
           <w:sz w:val="24"/>
           <w:szCs w:val="24"/>
           <w:lang w:val="id-ID"/>
@@ -3937,10 +3926,10 @@
           <w:lang w:val="id-ID"/>
         </w:rPr>
         <w:drawing>
-          <wp:inline distT="0" distB="0" distL="0" distR="0" wp14:anchorId="08C4280A" wp14:editId="0643CC0E">
-            <wp:extent cx="5943600" cy="3755390"/>
-            <wp:effectExtent l="0" t="0" r="0" b="0"/>
-            <wp:docPr id="52" name="Picture 52"/>
+          <wp:inline distT="0" distB="0" distL="0" distR="0" wp14:anchorId="0B5EC6EE" wp14:editId="2F0979C2">
+            <wp:extent cx="5943600" cy="3462020"/>
+            <wp:effectExtent l="0" t="0" r="0" b="5080"/>
+            <wp:docPr id="2" name="Picture 2"/>
             <wp:cNvGraphicFramePr>
               <a:graphicFrameLocks xmlns:a="http://schemas.openxmlformats.org/drawingml/2006/main" noChangeAspect="1"/>
             </wp:cNvGraphicFramePr>
@@ -3960,7 +3949,7 @@
                   <pic:spPr>
                     <a:xfrm>
                       <a:off x="0" y="0"/>
-                      <a:ext cx="5943600" cy="3755390"/>
+                      <a:ext cx="5943600" cy="3462020"/>
                     </a:xfrm>
                     <a:prstGeom prst="rect">
                       <a:avLst/>
@@ -3972,24 +3961,179 @@
           </wp:inline>
         </w:drawing>
       </w:r>
-      <w:r>
-        <w:rPr>
+    </w:p>
+    <w:p>
+      <w:pPr>
+        <w:rPr>
+          <w:rFonts w:ascii="Arial" w:hAnsi="Arial" w:cs="Arial"/>
+          <w:sz w:val="24"/>
+          <w:szCs w:val="24"/>
+          <w:lang w:val="id-ID"/>
+        </w:rPr>
+      </w:pPr>
+    </w:p>
+    <w:p>
+      <w:pPr>
+        <w:rPr>
+          <w:rFonts w:ascii="Arial" w:hAnsi="Arial" w:cs="Arial"/>
+          <w:sz w:val="24"/>
+          <w:szCs w:val="24"/>
+          <w:lang w:val="id-ID"/>
+        </w:rPr>
+      </w:pPr>
+    </w:p>
+    <w:p>
+      <w:pPr>
+        <w:rPr>
+          <w:rFonts w:ascii="Arial" w:hAnsi="Arial" w:cs="Arial"/>
+          <w:sz w:val="24"/>
+          <w:szCs w:val="24"/>
+          <w:lang w:val="id-ID"/>
+        </w:rPr>
+      </w:pPr>
+    </w:p>
+    <w:p>
+      <w:pPr>
+        <w:rPr>
+          <w:rFonts w:ascii="Arial" w:hAnsi="Arial" w:cs="Arial"/>
+          <w:sz w:val="24"/>
+          <w:szCs w:val="24"/>
+          <w:lang w:val="id-ID"/>
+        </w:rPr>
+      </w:pPr>
+    </w:p>
+    <w:p>
+      <w:pPr>
+        <w:rPr>
+          <w:rFonts w:ascii="Arial" w:hAnsi="Arial" w:cs="Arial"/>
+          <w:sz w:val="24"/>
+          <w:szCs w:val="24"/>
+          <w:lang w:val="id-ID"/>
+        </w:rPr>
+      </w:pPr>
+    </w:p>
+    <w:p>
+      <w:pPr>
+        <w:rPr>
+          <w:rFonts w:ascii="Arial" w:hAnsi="Arial" w:cs="Arial"/>
+          <w:sz w:val="24"/>
+          <w:szCs w:val="24"/>
+          <w:lang w:val="id-ID"/>
+        </w:rPr>
+      </w:pPr>
+    </w:p>
+    <w:p>
+      <w:pPr>
+        <w:rPr>
+          <w:rFonts w:ascii="Arial" w:hAnsi="Arial" w:cs="Arial"/>
+          <w:sz w:val="24"/>
+          <w:szCs w:val="24"/>
+          <w:lang w:val="id-ID"/>
+        </w:rPr>
+      </w:pPr>
+    </w:p>
+    <w:p>
+      <w:pPr>
+        <w:rPr>
+          <w:rFonts w:ascii="Arial" w:hAnsi="Arial" w:cs="Arial"/>
+          <w:sz w:val="24"/>
+          <w:szCs w:val="24"/>
+          <w:lang w:val="id-ID"/>
+        </w:rPr>
+      </w:pPr>
+    </w:p>
+    <w:p>
+      <w:pPr>
+        <w:rPr>
+          <w:rFonts w:ascii="Arial" w:hAnsi="Arial" w:cs="Arial"/>
+          <w:sz w:val="24"/>
+          <w:szCs w:val="24"/>
+          <w:lang w:val="id-ID"/>
+        </w:rPr>
+      </w:pPr>
+    </w:p>
+    <w:p>
+      <w:pPr>
+        <w:rPr>
+          <w:rFonts w:ascii="Arial" w:hAnsi="Arial" w:cs="Arial"/>
+          <w:sz w:val="24"/>
+          <w:szCs w:val="24"/>
+          <w:lang w:val="id-ID"/>
+        </w:rPr>
+      </w:pPr>
+    </w:p>
+    <w:p>
+      <w:pPr>
+        <w:rPr>
+          <w:rFonts w:ascii="Arial" w:hAnsi="Arial" w:cs="Arial"/>
+          <w:sz w:val="24"/>
+          <w:szCs w:val="24"/>
+          <w:lang w:val="id-ID"/>
+        </w:rPr>
+      </w:pPr>
+    </w:p>
+    <w:p>
+      <w:pPr>
+        <w:rPr>
+          <w:rFonts w:ascii="Arial" w:hAnsi="Arial" w:cs="Arial"/>
+          <w:sz w:val="24"/>
+          <w:szCs w:val="24"/>
+          <w:lang w:val="id-ID"/>
+        </w:rPr>
+      </w:pPr>
+    </w:p>
+    <w:p>
+      <w:pPr>
+        <w:rPr>
+          <w:rFonts w:ascii="Arial" w:hAnsi="Arial" w:cs="Arial"/>
+          <w:sz w:val="24"/>
+          <w:szCs w:val="24"/>
+          <w:lang w:val="id-ID"/>
+        </w:rPr>
+      </w:pPr>
+    </w:p>
+    <w:p>
+      <w:pPr>
+        <w:rPr>
+          <w:rFonts w:ascii="Arial" w:hAnsi="Arial" w:cs="Arial"/>
+          <w:sz w:val="24"/>
+          <w:szCs w:val="24"/>
+          <w:lang w:val="id-ID"/>
+        </w:rPr>
+      </w:pPr>
+      <w:r>
+        <w:rPr>
+          <w:rFonts w:ascii="Arial" w:hAnsi="Arial" w:cs="Arial"/>
+          <w:sz w:val="24"/>
+          <w:szCs w:val="24"/>
+          <w:lang w:val="id-ID"/>
+        </w:rPr>
+        <w:lastRenderedPageBreak/>
+        <w:t>Class Main (menu)</w:t>
+      </w:r>
+    </w:p>
+    <w:p>
+      <w:pPr>
+        <w:rPr>
+          <w:rFonts w:ascii="Arial" w:hAnsi="Arial" w:cs="Arial"/>
+          <w:sz w:val="24"/>
+          <w:szCs w:val="24"/>
+          <w:lang w:val="id-ID"/>
+        </w:rPr>
+      </w:pPr>
+      <w:r>
+        <w:rPr>
+          <w:rFonts w:ascii="Arial" w:hAnsi="Arial" w:cs="Arial"/>
           <w:noProof/>
-        </w:rPr>
-        <w:t xml:space="preserve"> </w:t>
-      </w:r>
-      <w:r>
-        <w:rPr>
-          <w:rFonts w:ascii="Arial" w:hAnsi="Arial" w:cs="Arial"/>
           <w:sz w:val="24"/>
           <w:szCs w:val="24"/>
           <w:lang w:val="id-ID"/>
         </w:rPr>
         <w:drawing>
-          <wp:inline distT="0" distB="0" distL="0" distR="0" wp14:anchorId="058547BD" wp14:editId="3D653A32">
-            <wp:extent cx="5943600" cy="2409825"/>
-            <wp:effectExtent l="0" t="0" r="0" b="9525"/>
-            <wp:docPr id="54" name="Picture 54"/>
+          <wp:inline distT="0" distB="0" distL="0" distR="0" wp14:anchorId="53B2104A" wp14:editId="3AC0267B">
+            <wp:extent cx="5816991" cy="3738162"/>
+            <wp:effectExtent l="0" t="0" r="0" b="0"/>
+            <wp:docPr id="50" name="Picture 50"/>
             <wp:cNvGraphicFramePr>
               <a:graphicFrameLocks xmlns:a="http://schemas.openxmlformats.org/drawingml/2006/main" noChangeAspect="1"/>
             </wp:cNvGraphicFramePr>
@@ -4009,128 +4153,6 @@
                   <pic:spPr>
                     <a:xfrm>
                       <a:off x="0" y="0"/>
-                      <a:ext cx="5943600" cy="2409825"/>
-                    </a:xfrm>
-                    <a:prstGeom prst="rect">
-                      <a:avLst/>
-                    </a:prstGeom>
-                  </pic:spPr>
-                </pic:pic>
-              </a:graphicData>
-            </a:graphic>
-          </wp:inline>
-        </w:drawing>
-      </w:r>
-    </w:p>
-    <w:p>
-      <w:pPr>
-        <w:rPr>
-          <w:rFonts w:ascii="Arial" w:hAnsi="Arial" w:cs="Arial"/>
-          <w:sz w:val="24"/>
-          <w:szCs w:val="24"/>
-          <w:lang w:val="id-ID"/>
-        </w:rPr>
-      </w:pPr>
-    </w:p>
-    <w:p>
-      <w:pPr>
-        <w:rPr>
-          <w:rFonts w:ascii="Arial" w:hAnsi="Arial" w:cs="Arial"/>
-          <w:sz w:val="24"/>
-          <w:szCs w:val="24"/>
-          <w:lang w:val="id-ID"/>
-        </w:rPr>
-      </w:pPr>
-    </w:p>
-    <w:p>
-      <w:pPr>
-        <w:rPr>
-          <w:rFonts w:ascii="Arial" w:hAnsi="Arial" w:cs="Arial"/>
-          <w:sz w:val="24"/>
-          <w:szCs w:val="24"/>
-          <w:lang w:val="id-ID"/>
-        </w:rPr>
-      </w:pPr>
-    </w:p>
-    <w:p>
-      <w:pPr>
-        <w:rPr>
-          <w:rFonts w:ascii="Arial" w:hAnsi="Arial" w:cs="Arial"/>
-          <w:sz w:val="24"/>
-          <w:szCs w:val="24"/>
-          <w:lang w:val="id-ID"/>
-        </w:rPr>
-      </w:pPr>
-    </w:p>
-    <w:p>
-      <w:pPr>
-        <w:rPr>
-          <w:rFonts w:ascii="Arial" w:hAnsi="Arial" w:cs="Arial"/>
-          <w:sz w:val="24"/>
-          <w:szCs w:val="24"/>
-          <w:lang w:val="id-ID"/>
-        </w:rPr>
-      </w:pPr>
-    </w:p>
-    <w:p>
-      <w:pPr>
-        <w:rPr>
-          <w:rFonts w:ascii="Arial" w:hAnsi="Arial" w:cs="Arial"/>
-          <w:sz w:val="24"/>
-          <w:szCs w:val="24"/>
-          <w:lang w:val="id-ID"/>
-        </w:rPr>
-      </w:pPr>
-      <w:r>
-        <w:rPr>
-          <w:rFonts w:ascii="Arial" w:hAnsi="Arial" w:cs="Arial"/>
-          <w:sz w:val="24"/>
-          <w:szCs w:val="24"/>
-          <w:lang w:val="id-ID"/>
-        </w:rPr>
-        <w:t>Class Main (menu)</w:t>
-      </w:r>
-    </w:p>
-    <w:p>
-      <w:pPr>
-        <w:rPr>
-          <w:rFonts w:ascii="Arial" w:hAnsi="Arial" w:cs="Arial"/>
-          <w:sz w:val="24"/>
-          <w:szCs w:val="24"/>
-          <w:lang w:val="id-ID"/>
-        </w:rPr>
-      </w:pPr>
-      <w:r>
-        <w:rPr>
-          <w:rFonts w:ascii="Arial" w:hAnsi="Arial" w:cs="Arial"/>
-          <w:sz w:val="24"/>
-          <w:szCs w:val="24"/>
-          <w:lang w:val="id-ID"/>
-        </w:rPr>
-        <w:drawing>
-          <wp:inline distT="0" distB="0" distL="0" distR="0" wp14:anchorId="53B2104A" wp14:editId="3AC0267B">
-            <wp:extent cx="5816991" cy="3738162"/>
-            <wp:effectExtent l="0" t="0" r="0" b="0"/>
-            <wp:docPr id="50" name="Picture 50"/>
-            <wp:cNvGraphicFramePr>
-              <a:graphicFrameLocks xmlns:a="http://schemas.openxmlformats.org/drawingml/2006/main" noChangeAspect="1"/>
-            </wp:cNvGraphicFramePr>
-            <a:graphic xmlns:a="http://schemas.openxmlformats.org/drawingml/2006/main">
-              <a:graphicData uri="http://schemas.openxmlformats.org/drawingml/2006/picture">
-                <pic:pic xmlns:pic="http://schemas.openxmlformats.org/drawingml/2006/picture">
-                  <pic:nvPicPr>
-                    <pic:cNvPr id="1" name=""/>
-                    <pic:cNvPicPr/>
-                  </pic:nvPicPr>
-                  <pic:blipFill>
-                    <a:blip r:embed="rId34"/>
-                    <a:stretch>
-                      <a:fillRect/>
-                    </a:stretch>
-                  </pic:blipFill>
-                  <pic:spPr>
-                    <a:xfrm>
-                      <a:off x="0" y="0"/>
                       <a:ext cx="5825363" cy="3743542"/>
                     </a:xfrm>
                     <a:prstGeom prst="rect">
@@ -4155,6 +4177,7 @@
       <w:r>
         <w:rPr>
           <w:rFonts w:ascii="Arial" w:hAnsi="Arial" w:cs="Arial"/>
+          <w:noProof/>
           <w:sz w:val="24"/>
           <w:szCs w:val="24"/>
           <w:lang w:val="id-ID"/>
@@ -4175,7 +4198,7 @@
                     <pic:cNvPicPr/>
                   </pic:nvPicPr>
                   <pic:blipFill>
-                    <a:blip r:embed="rId35"/>
+                    <a:blip r:embed="rId34"/>
                     <a:stretch>
                       <a:fillRect/>
                     </a:stretch>
